--- a/Loan Eligibility Checker/Mini Project/Thanigai Project Documentation Latest.docx
+++ b/Loan Eligibility Checker/Mini Project/Thanigai Project Documentation Latest.docx
@@ -32510,60 +32510,179 @@
         <w:ind w:right="571"/>
         <w:rPr>
           <w:b/>
+          <w:noProof/>
           <w:sz w:val="20"/>
         </w:rPr>
       </w:pPr>
-      <w:r>
+    </w:p>
+    <w:p>
+      <w:pPr>
+        <w:pStyle w:val="BodyText"/>
+        <w:spacing w:before="186"/>
+        <w:ind w:right="571"/>
         <w:rPr>
           <w:b/>
           <w:noProof/>
           <w:sz w:val="20"/>
-          <w:lang w:val="en-IN" w:eastAsia="en-IN"/>
+        </w:rPr>
+      </w:pPr>
+    </w:p>
+    <w:p>
+      <w:pPr>
+        <w:pStyle w:val="BodyText"/>
+        <w:spacing w:before="186"/>
+        <w:ind w:right="571"/>
+        <w:rPr>
+          <w:b/>
+          <w:noProof/>
+          <w:sz w:val="20"/>
+        </w:rPr>
+      </w:pPr>
+    </w:p>
+    <w:p>
+      <w:pPr>
+        <w:pStyle w:val="BodyText"/>
+        <w:spacing w:before="186"/>
+        <w:ind w:right="571" w:firstLine="851"/>
+        <w:rPr>
+          <w:b/>
+          <w:noProof/>
+          <w:sz w:val="20"/>
+        </w:rPr>
+      </w:pPr>
+      <w:r>
+        <w:rPr>
+          <w:b/>
+          <w:noProof/>
+          <w:sz w:val="20"/>
         </w:rPr>
         <w:drawing>
-          <wp:anchor distT="0" distB="0" distL="0" distR="0" simplePos="0" relativeHeight="487590912" behindDoc="1" locked="0" layoutInCell="1" allowOverlap="1" wp14:anchorId="2FAA7A51" wp14:editId="3A2349DF">
-            <wp:simplePos x="0" y="0"/>
-            <wp:positionH relativeFrom="page">
-              <wp:posOffset>1275480</wp:posOffset>
-            </wp:positionH>
-            <wp:positionV relativeFrom="paragraph">
-              <wp:posOffset>279945</wp:posOffset>
-            </wp:positionV>
-            <wp:extent cx="5668103" cy="3543300"/>
-            <wp:effectExtent l="0" t="0" r="0" b="0"/>
-            <wp:wrapTopAndBottom/>
-            <wp:docPr id="16" name="Image 16"/>
+          <wp:inline distT="0" distB="0" distL="0" distR="0" wp14:anchorId="36CA573D" wp14:editId="009DC83C">
+            <wp:extent cx="3474720" cy="2829925"/>
+            <wp:effectExtent l="0" t="0" r="0" b="8890"/>
+            <wp:docPr id="504833497" name="Picture 4"/>
             <wp:cNvGraphicFramePr>
-              <a:graphicFrameLocks xmlns:a="http://schemas.openxmlformats.org/drawingml/2006/main"/>
+              <a:graphicFrameLocks xmlns:a="http://schemas.openxmlformats.org/drawingml/2006/main" noChangeAspect="1"/>
             </wp:cNvGraphicFramePr>
             <a:graphic xmlns:a="http://schemas.openxmlformats.org/drawingml/2006/main">
               <a:graphicData uri="http://schemas.openxmlformats.org/drawingml/2006/picture">
                 <pic:pic xmlns:pic="http://schemas.openxmlformats.org/drawingml/2006/picture">
                   <pic:nvPicPr>
-                    <pic:cNvPr id="16" name="Image 16"/>
+                    <pic:cNvPr id="504833497" name="Picture 504833497"/>
                     <pic:cNvPicPr/>
                   </pic:nvPicPr>
-                  <pic:blipFill>
-                    <a:blip r:embed="rId44" cstate="print"/>
-                    <a:stretch>
-                      <a:fillRect/>
-                    </a:stretch>
+                  <pic:blipFill rotWithShape="1">
+                    <a:blip r:embed="rId44">
+                      <a:extLst>
+                        <a:ext uri="{28A0092B-C50C-407E-A947-70E740481C1C}">
+                          <a14:useLocalDpi xmlns:a14="http://schemas.microsoft.com/office/drawing/2010/main" val="0"/>
+                        </a:ext>
+                      </a:extLst>
+                    </a:blip>
+                    <a:srcRect l="36313" t="24001" r="42890" b="18516"/>
+                    <a:stretch/>
                   </pic:blipFill>
-                  <pic:spPr>
+                  <pic:spPr bwMode="auto">
                     <a:xfrm>
                       <a:off x="0" y="0"/>
-                      <a:ext cx="5668103" cy="3543300"/>
+                      <a:ext cx="3498586" cy="2849363"/>
                     </a:xfrm>
                     <a:prstGeom prst="rect">
                       <a:avLst/>
                     </a:prstGeom>
+                    <a:ln>
+                      <a:noFill/>
+                    </a:ln>
+                    <a:extLst>
+                      <a:ext uri="{53640926-AAD7-44D8-BBD7-CCE9431645EC}">
+                        <a14:shadowObscured xmlns:a14="http://schemas.microsoft.com/office/drawing/2010/main"/>
+                      </a:ext>
+                    </a:extLst>
                   </pic:spPr>
                 </pic:pic>
               </a:graphicData>
             </a:graphic>
-          </wp:anchor>
+          </wp:inline>
         </w:drawing>
       </w:r>
+      <w:r>
+        <w:rPr>
+          <w:b/>
+          <w:noProof/>
+          <w:sz w:val="20"/>
+        </w:rPr>
+        <w:drawing>
+          <wp:inline distT="0" distB="0" distL="0" distR="0" wp14:anchorId="35154275" wp14:editId="688483BF">
+            <wp:extent cx="1984594" cy="1538911"/>
+            <wp:effectExtent l="0" t="0" r="0" b="4445"/>
+            <wp:docPr id="1916299161" name="Picture 5"/>
+            <wp:cNvGraphicFramePr>
+              <a:graphicFrameLocks xmlns:a="http://schemas.openxmlformats.org/drawingml/2006/main" noChangeAspect="1"/>
+            </wp:cNvGraphicFramePr>
+            <a:graphic xmlns:a="http://schemas.openxmlformats.org/drawingml/2006/main">
+              <a:graphicData uri="http://schemas.openxmlformats.org/drawingml/2006/picture">
+                <pic:pic xmlns:pic="http://schemas.openxmlformats.org/drawingml/2006/picture">
+                  <pic:nvPicPr>
+                    <pic:cNvPr id="1916299161" name="Picture 1916299161"/>
+                    <pic:cNvPicPr/>
+                  </pic:nvPicPr>
+                  <pic:blipFill rotWithShape="1">
+                    <a:blip r:embed="rId44">
+                      <a:extLst>
+                        <a:ext uri="{28A0092B-C50C-407E-A947-70E740481C1C}">
+                          <a14:useLocalDpi xmlns:a14="http://schemas.microsoft.com/office/drawing/2010/main" val="0"/>
+                        </a:ext>
+                      </a:extLst>
+                    </a:blip>
+                    <a:srcRect l="88019" t="25999" b="45146"/>
+                    <a:stretch/>
+                  </pic:blipFill>
+                  <pic:spPr bwMode="auto">
+                    <a:xfrm>
+                      <a:off x="0" y="0"/>
+                      <a:ext cx="1999480" cy="1550454"/>
+                    </a:xfrm>
+                    <a:prstGeom prst="rect">
+                      <a:avLst/>
+                    </a:prstGeom>
+                    <a:ln>
+                      <a:noFill/>
+                    </a:ln>
+                    <a:extLst>
+                      <a:ext uri="{53640926-AAD7-44D8-BBD7-CCE9431645EC}">
+                        <a14:shadowObscured xmlns:a14="http://schemas.microsoft.com/office/drawing/2010/main"/>
+                      </a:ext>
+                    </a:extLst>
+                  </pic:spPr>
+                </pic:pic>
+              </a:graphicData>
+            </a:graphic>
+          </wp:inline>
+        </w:drawing>
+      </w:r>
+    </w:p>
+    <w:p>
+      <w:pPr>
+        <w:pStyle w:val="BodyText"/>
+        <w:spacing w:before="186"/>
+        <w:ind w:right="571"/>
+        <w:rPr>
+          <w:b/>
+          <w:noProof/>
+          <w:sz w:val="20"/>
+        </w:rPr>
+      </w:pPr>
+    </w:p>
+    <w:p>
+      <w:pPr>
+        <w:pStyle w:val="BodyText"/>
+        <w:spacing w:before="186"/>
+        <w:ind w:right="571"/>
+        <w:rPr>
+          <w:b/>
+          <w:sz w:val="20"/>
+        </w:rPr>
+      </w:pPr>
     </w:p>
     <w:p>
       <w:pPr>
